--- a/SCNXTHack/GreenGate/data/XYZ_Urban_Developers_Sustainability_Report_2025.docx
+++ b/SCNXTHack/GreenGate/data/XYZ_Urban_Developers_Sustainability_Report_2025.docx
@@ -4,49 +4,25 @@
   <w:body>
     <w:p>
       <w:pPr>
-        <w:pStyle w:val="Heading1"/>
+        <w:pStyle w:val="Title"/>
       </w:pPr>
       <w:r>
-        <w:t>Mock Sustainability Report 2025</w:t>
+        <w:t>Sustainability Report 2025</w:t>
       </w:r>
     </w:p>
     <w:p>
       <w:r>
-        <w:rPr>
-          <w:b/>
-        </w:rPr>
-        <w:t xml:space="preserve">Company: </w:t>
-      </w:r>
-      <w:r>
-        <w:t>XYZ Urban Developers Ltd.</w:t>
-      </w:r>
-      <w:r>
-        <w:rPr>
-          <w:b/>
-        </w:rPr>
-        <w:br/>
-        <w:t xml:space="preserve">Document: </w:t>
-      </w:r>
-      <w:r>
-        <w:t>Sustainability Report</w:t>
-      </w:r>
-      <w:r>
-        <w:rPr>
-          <w:b/>
-        </w:rPr>
-        <w:br/>
-        <w:t xml:space="preserve">Reporting Year: </w:t>
-      </w:r>
-      <w:r>
-        <w:t>FY2025</w:t>
+        <w:t>Company: XYZ Urban Developers Ltd.</w:t>
       </w:r>
     </w:p>
     <w:p>
-      <w:pPr>
-        <w:pStyle w:val="Heading2"/>
-      </w:pPr>
       <w:r>
-        <w:t>Executive Summary</w:t>
+        <w:t>Document: Sustainability Report</w:t>
+      </w:r>
+    </w:p>
+    <w:p>
+      <w:r>
+        <w:t>Reporting Year: FY2025</w:t>
       </w:r>
     </w:p>
     <w:p>
@@ -56,7 +32,20 @@
     </w:p>
     <w:p>
       <w:pPr>
-        <w:pStyle w:val="Heading2"/>
+        <w:pStyle w:val="Heading1"/>
+      </w:pPr>
+      <w:r>
+        <w:t>Message from Management</w:t>
+      </w:r>
+    </w:p>
+    <w:p>
+      <w:r>
+        <w:t>XYZ Urban Developers remains focused on delivering residential and mixed-use developments while building out our sustainability reporting practices.</w:t>
+      </w:r>
+    </w:p>
+    <w:p>
+      <w:pPr>
+        <w:pStyle w:val="Heading1"/>
       </w:pPr>
       <w:r>
         <w:t>Climate Strategy</w:t>
@@ -64,38 +53,25 @@
     </w:p>
     <w:p>
       <w:r>
-        <w:t>The company has announced an intention to reduce emissions but has not published a formal Net Zero roadmap.</w:t>
+        <w:t>The company has published a Climate Strategy Statement aligned with the TCFD framework, covering our approach to emissions monitoring across our development portfolio.</w:t>
       </w:r>
     </w:p>
     <w:p>
       <w:pPr>
-        <w:pStyle w:val="Heading2"/>
+        <w:pStyle w:val="Heading1"/>
       </w:pPr>
       <w:r>
-        <w:t>GHG Emissions</w:t>
+        <w:t>Emissions Targets</w:t>
       </w:r>
     </w:p>
     <w:p>
       <w:r>
-        <w:t>Scope 1 emissions disclosed. Scope 2 disclosed partially. Scope 3 not reported.</w:t>
+        <w:t>XYZ Urban Developers has expressed an aspiration to reduce emissions over time as part of its broader sustainability ambitions. A formal, quantified emissions reduction target or Net Zero commitment has not yet been finalised or published.</w:t>
       </w:r>
     </w:p>
     <w:p>
       <w:pPr>
-        <w:pStyle w:val="Heading2"/>
-      </w:pPr>
-      <w:r>
-        <w:t>Energy &amp; Water</w:t>
-      </w:r>
-    </w:p>
-    <w:p>
-      <w:r>
-        <w:t>Basic energy efficiency initiatives are described. Limited quantitative KPIs are disclosed.</w:t>
-      </w:r>
-    </w:p>
-    <w:p>
-      <w:pPr>
-        <w:pStyle w:val="Heading2"/>
+        <w:pStyle w:val="Heading1"/>
       </w:pPr>
       <w:r>
         <w:t>Biodiversity</w:t>
@@ -103,25 +79,38 @@
     </w:p>
     <w:p>
       <w:r>
-        <w:t>General environmental commitment stated. No biodiversity assessment or nature-related targets disclosed.</w:t>
+        <w:t>No biodiversity-related disclosures are included in this report.</w:t>
       </w:r>
     </w:p>
     <w:p>
       <w:pPr>
-        <w:pStyle w:val="Heading2"/>
+        <w:pStyle w:val="Heading1"/>
       </w:pPr>
       <w:r>
-        <w:t>Physical Climate Adaptation</w:t>
+        <w:t>Physical Climate Risk</w:t>
       </w:r>
     </w:p>
     <w:p>
       <w:r>
-        <w:t>The report states climate risks are monitored but provides no quantitative assessment or adaptation programme.</w:t>
+        <w:t>Climate-related risks to our sites are monitored on an informal basis by the project management team. No quantitative hazard assessment or site-level risk data has been published.</w:t>
       </w:r>
     </w:p>
     <w:p>
       <w:pPr>
-        <w:pStyle w:val="Heading2"/>
+        <w:pStyle w:val="Heading1"/>
+      </w:pPr>
+      <w:r>
+        <w:t>Climate Adaptation</w:t>
+      </w:r>
+    </w:p>
+    <w:p>
+      <w:r>
+        <w:t>The company is considering resilience measures for future developments, including drainage and site-grading improvements, though no formal adaptation programme has been adopted.</w:t>
+      </w:r>
+    </w:p>
+    <w:p>
+      <w:pPr>
+        <w:pStyle w:val="Heading1"/>
       </w:pPr>
       <w:r>
         <w:t>Health &amp; Safety</w:t>
@@ -129,12 +118,25 @@
     </w:p>
     <w:p>
       <w:r>
-        <w:t>Safety policy exists but only high-level statistics are reported.</w:t>
+        <w:t>Lost Time Injury Frequency Rate for FY2025 was 1.1 per million hours worked. Contractor safety training completion was 76%.</w:t>
       </w:r>
     </w:p>
     <w:p>
       <w:pPr>
-        <w:pStyle w:val="Heading2"/>
+        <w:pStyle w:val="Heading1"/>
+      </w:pPr>
+      <w:r>
+        <w:t>Community &amp; Diversity</w:t>
+      </w:r>
+    </w:p>
+    <w:p>
+      <w:r>
+        <w:t>No community engagement programme or CSR investment figures are disclosed in this report. Workforce diversity data has not been published.</w:t>
+      </w:r>
+    </w:p>
+    <w:p>
+      <w:pPr>
+        <w:pStyle w:val="Heading1"/>
       </w:pPr>
       <w:r>
         <w:t>Governance</w:t>
@@ -142,7 +144,7 @@
     </w:p>
     <w:p>
       <w:r>
-        <w:t>ESG oversight is managed by senior management; no dedicated board ESG committee.</w:t>
+        <w:t>ESG oversight is provided through a dedicated Sustainability Committee that reports to the Board on a semi-annual basis.</w:t>
       </w:r>
     </w:p>
     <w:sectPr>
@@ -518,9 +520,6 @@
     <w:name w:val="Normal"/>
     <w:qFormat/>
     <w:rsid w:val="00FC693F"/>
-    <w:rPr>
-      <w:sz w:val="22"/>
-    </w:rPr>
   </w:style>
   <w:style w:type="paragraph" w:styleId="Header">
     <w:name w:val="header"/>
